--- a/KHBD_Robotics/Lớp_4/Tuần_21/KHBD_Robotics_Lớp_4_Bai20_Bai_16_Cung_nhau_i_khap_the_gioi.docx
+++ b/KHBD_Robotics/Lớp_4/Tuần_21/KHBD_Robotics_Lớp_4_Bai20_Bai_16_Cung_nhau_i_khap_the_gioi.docx
@@ -8,24 +8,11 @@
       </w:pPr>
       <w:r>
         <w:rPr>
-          <w:rFonts w:ascii="Times New Roman" w:hAnsi="Times New Roman"/>
-          <w:b w:val="0"/>
+          <w:rFonts w:ascii="Times New Roman" w:hAnsi="Times New Roman" w:cs="Times New Roman" w:eastAsia="Times New Roman"/>
           <w:i/>
-          <w:sz w:val="24"/>
+          <w:sz w:val="26"/>
         </w:rPr>
-        <w:t>TUẦN: 11</w:t>
-        <w:tab/>
-        <w:tab/>
-        <w:tab/>
-        <w:tab/>
-        <w:t>Ngày soạn: 01/09/2026</w:t>
-        <w:br/>
-        <w:tab/>
-        <w:tab/>
-        <w:tab/>
-        <w:tab/>
-        <w:tab/>
-        <w:t>Ngày dạy: 05/09/2026</w:t>
+        <w:t>Ngày soạn: 19/12/2026   Ngày dạy: 25/12/2026</w:t>
       </w:r>
     </w:p>
     <w:p>
@@ -34,42 +21,12 @@
         <w:jc w:val="center"/>
       </w:pPr>
       <w:r>
-        <w:rPr>
-          <w:rFonts w:ascii="Times New Roman" w:hAnsi="Times New Roman"/>
-          <w:b/>
-          <w:i w:val="0"/>
-          <w:sz w:val="28"/>
-        </w:rPr>
-        <w:t>KẾ HOẠCH DẠY HỌC MÔN ROBOTICS - LỚP 4</w:t>
+        <w:t>KẾ HOẠCH DẠY HỌC MÔN ROBOTICS - LỚP 4C1</w:t>
         <w:br/>
-      </w:r>
-      <w:r>
-        <w:rPr>
-          <w:rFonts w:ascii="Times New Roman" w:hAnsi="Times New Roman"/>
-          <w:b/>
-          <w:i w:val="0"/>
-          <w:sz w:val="26"/>
-        </w:rPr>
         <w:t>BỘ THIẾT BỊ: OLLO INITIATE</w:t>
         <w:br/>
-      </w:r>
-      <w:r>
-        <w:rPr>
-          <w:rFonts w:ascii="Times New Roman" w:hAnsi="Times New Roman"/>
-          <w:b/>
-          <w:i w:val="0"/>
-          <w:sz w:val="28"/>
-        </w:rPr>
         <w:t>BÀI: BÀI 16. CÙNG NHAU ĐI KHẮP THẾ GIỚI</w:t>
         <w:br/>
-      </w:r>
-      <w:r>
-        <w:rPr>
-          <w:rFonts w:ascii="Times New Roman" w:hAnsi="Times New Roman"/>
-          <w:b w:val="0"/>
-          <w:i/>
-          <w:sz w:val="24"/>
-        </w:rPr>
         <w:t>(Thời lượng: 1 tiết | Tiết PPCT: 21)</w:t>
       </w:r>
     </w:p>
